--- a/os-lab4/Lab4_IlieCovali_FAF-243.docx
+++ b/os-lab4/Lab4_IlieCovali_FAF-243.docx
@@ -2,32 +2,35 @@
 <file path=word/document.xml><?xml version="1.0" encoding="utf-8"?>
 <w:document xmlns:w="http://schemas.openxmlformats.org/wordprocessingml/2006/main" xmlns:m="http://schemas.openxmlformats.org/officeDocument/2006/math" xmlns:r="http://schemas.openxmlformats.org/officeDocument/2006/relationships" xmlns:o="urn:schemas-microsoft-com:office:office" xmlns:v="urn:schemas-microsoft-com:vml" xmlns:w10="urn:schemas-microsoft-com:office:word" xmlns:a="http://schemas.openxmlformats.org/drawingml/2006/main" xmlns:pic="http://schemas.openxmlformats.org/drawingml/2006/picture" xmlns:wp="http://schemas.openxmlformats.org/drawingml/2006/wordprocessingDrawing">
   <w:body>
-    <w:bookmarkStart w:id="35" w:name="_c5088a65b4edc3fbc806d552f9be52abc8822c0"/>
     <w:p>
       <w:pPr>
         <w:pStyle w:val="Heading1"/>
       </w:pPr>
+      <w:bookmarkStart w:id="9" w:name="_c5088a65b4edc3fbc806d552f9be52abc8822c0"/>
       <w:r>
         <w:t xml:space="preserve">Operating Systems · FCIM / FAF · UTM · 2026-2027</w:t>
       </w:r>
-    </w:p>
-    <w:bookmarkStart w:id="10" w:name="_1b68e97482e8c4a3203fb0a6b14760779b953f9"/>
+      <w:bookmarkEnd w:id="9"/>
+    </w:p>
     <w:p>
       <w:pPr>
         <w:pStyle w:val="Heading2"/>
       </w:pPr>
+      <w:bookmarkStart w:id="10" w:name="_1b68e97482e8c4a3203fb0a6b14760779b953f9"/>
       <w:r>
         <w:t xml:space="preserve">Lab 4 · The xv6 Shell from the Outside</w:t>
       </w:r>
-    </w:p>
-    <w:bookmarkStart w:id="9" w:name="_e0dd80fa7ae9b37ea1ae2aa784984f58676d942"/>
+      <w:bookmarkEnd w:id="10"/>
+    </w:p>
     <w:p>
       <w:pPr>
         <w:pStyle w:val="Heading3"/>
       </w:pPr>
+      <w:bookmarkStart w:id="11" w:name="_e0dd80fa7ae9b37ea1ae2aa784984f58676d942"/>
       <w:r>
         <w:t xml:space="preserve">Metadata &amp; Environment</w:t>
       </w:r>
+      <w:bookmarkEnd w:id="11"/>
     </w:p>
     <w:p>
       <w:pPr>
@@ -261,16 +264,15 @@
         </w:pict>
       </w:r>
     </w:p>
-    <w:bookmarkEnd w:id="9"/>
-    <w:bookmarkEnd w:id="10"/>
-    <w:bookmarkStart w:id="11" w:name="_79bae9dfd081c048554c3e4a17a1014fa2a52be"/>
     <w:p>
       <w:pPr>
         <w:pStyle w:val="Heading2"/>
       </w:pPr>
+      <w:bookmarkStart w:id="12" w:name="_79bae9dfd081c048554c3e4a17a1014fa2a52be"/>
       <w:r>
         <w:t xml:space="preserve">Purpose of the Work</w:t>
       </w:r>
+      <w:bookmarkEnd w:id="12"/>
     </w:p>
     <w:p>
       <w:pPr>
@@ -516,24 +518,25 @@
         </w:pict>
       </w:r>
     </w:p>
-    <w:bookmarkEnd w:id="11"/>
-    <w:bookmarkStart w:id="15" w:name="_8d916a8b9f7442ccab91f4b5571d447a3863d79"/>
     <w:p>
       <w:pPr>
         <w:pStyle w:val="Heading2"/>
       </w:pPr>
+      <w:bookmarkStart w:id="13" w:name="_8d916a8b9f7442ccab91f4b5571d447a3863d79"/>
       <w:r>
         <w:t xml:space="preserve">Part 1. Fix sleep for the Current xv6</w:t>
       </w:r>
-    </w:p>
-    <w:bookmarkStart w:id="12" w:name="_f362afc6d6d260bc310d052d7998407120e09da"/>
+      <w:bookmarkEnd w:id="13"/>
+    </w:p>
     <w:p>
       <w:pPr>
         <w:pStyle w:val="Heading3"/>
       </w:pPr>
+      <w:bookmarkStart w:id="14" w:name="_f362afc6d6d260bc310d052d7998407120e09da"/>
       <w:r>
         <w:t xml:space="preserve">1. Header Verification</w:t>
       </w:r>
+      <w:bookmarkEnd w:id="14"/>
     </w:p>
     <w:p>
       <w:pPr>
@@ -748,12 +751,11 @@
         <w:t xml:space="preserve">.</w:t>
       </w:r>
     </w:p>
-    <w:bookmarkEnd w:id="12"/>
-    <w:bookmarkStart w:id="13" w:name="_0d49a89ef3eb07a6fb325c04dae5d46f62f7e52"/>
     <w:p>
       <w:pPr>
         <w:pStyle w:val="Heading3"/>
       </w:pPr>
+      <w:bookmarkStart w:id="15" w:name="_0d49a89ef3eb07a6fb325c04dae5d46f62f7e52"/>
       <w:r>
         <w:t xml:space="preserve">2. Implementation of</w:t>
       </w:r>
@@ -766,6 +768,7 @@
         </w:rPr>
         <w:t xml:space="preserve">user/sleep.c</w:t>
       </w:r>
+      <w:bookmarkEnd w:id="15"/>
     </w:p>
     <w:p>
       <w:pPr>
@@ -1267,15 +1270,15 @@
         <w:t xml:space="preserve">    ...</w:t>
       </w:r>
     </w:p>
-    <w:bookmarkEnd w:id="13"/>
-    <w:bookmarkStart w:id="14" w:name="_9dcc3bd75a1ac5fef2cb953ff43d2df6d61ac39"/>
     <w:p>
       <w:pPr>
         <w:pStyle w:val="Heading3"/>
       </w:pPr>
+      <w:bookmarkStart w:id="16" w:name="_9dcc3bd75a1ac5fef2cb953ff43d2df6d61ac39"/>
       <w:r>
         <w:t xml:space="preserve">3. Build, Boot and Verification in QEMU</w:t>
       </w:r>
+      <w:bookmarkEnd w:id="16"/>
     </w:p>
     <w:p>
       <w:pPr>
@@ -1410,25 +1413,25 @@
         </w:pict>
       </w:r>
     </w:p>
-    <w:bookmarkEnd w:id="14"/>
-    <w:bookmarkEnd w:id="15"/>
-    <w:bookmarkStart w:id="20" w:name="_8786aacd03ca87502f14979c17717f3cb1b567b"/>
     <w:p>
       <w:pPr>
         <w:pStyle w:val="Heading2"/>
       </w:pPr>
+      <w:bookmarkStart w:id="17" w:name="_8786aacd03ca87502f14979c17717f3cb1b567b"/>
       <w:r>
         <w:t xml:space="preserve">Part 2. bash versus the xv6 shell</w:t>
       </w:r>
-    </w:p>
-    <w:bookmarkStart w:id="16" w:name="_23bc27a014b28de897796bcd3264c2880d87ba5"/>
+      <w:bookmarkEnd w:id="17"/>
+    </w:p>
     <w:p>
       <w:pPr>
         <w:pStyle w:val="Heading3"/>
       </w:pPr>
+      <w:bookmarkStart w:id="18" w:name="_23bc27a014b28de897796bcd3264c2880d87ba5"/>
       <w:r>
         <w:t xml:space="preserve">1. Test Environment Setup</w:t>
       </w:r>
+      <w:bookmarkEnd w:id="18"/>
     </w:p>
     <w:p>
       <w:pPr>
@@ -1507,15 +1510,15 @@
         <w:t xml:space="preserve">.</w:t>
       </w:r>
     </w:p>
-    <w:bookmarkEnd w:id="16"/>
-    <w:bookmarkStart w:id="17" w:name="_0ea6668c7c150522aeabceeb7cada9bb6191b6d"/>
     <w:p>
       <w:pPr>
         <w:pStyle w:val="Heading3"/>
       </w:pPr>
+      <w:bookmarkStart w:id="19" w:name="_0ea6668c7c150522aeabceeb7cada9bb6191b6d"/>
       <w:r>
         <w:t xml:space="preserve">2. Shell Comparison Table</w:t>
       </w:r>
+      <w:bookmarkEnd w:id="19"/>
     </w:p>
     <w:tbl>
       <w:tblPr>
@@ -2921,15 +2924,15 @@
         <w:t xml:space="preserve">"a b"</w:t>
       </w:r>
     </w:p>
-    <w:bookmarkEnd w:id="17"/>
-    <w:bookmarkStart w:id="18" w:name="_4f75d6abf763dd1cf5a0f1e63634f1708960d44"/>
     <w:p>
       <w:pPr>
         <w:pStyle w:val="Heading3"/>
       </w:pPr>
+      <w:bookmarkStart w:id="20" w:name="_4f75d6abf763dd1cf5a0f1e63634f1708960d44"/>
       <w:r>
         <w:t xml:space="preserve">3. PATH Search and Directory Traversal</w:t>
       </w:r>
+      <w:bookmarkEnd w:id="20"/>
     </w:p>
     <w:p>
       <w:pPr>
@@ -3115,15 +3118,15 @@
         <w:t xml:space="preserve">...</w:t>
       </w:r>
     </w:p>
-    <w:bookmarkEnd w:id="18"/>
-    <w:bookmarkStart w:id="19" w:name="_363762c5bbaf1a75279208339e19ee7be728358"/>
     <w:p>
       <w:pPr>
         <w:pStyle w:val="Heading3"/>
       </w:pPr>
+      <w:bookmarkStart w:id="21" w:name="_363762c5bbaf1a75279208339e19ee7be728358"/>
       <w:r>
         <w:t xml:space="preserve">Observe (Part 2 Answers)</w:t>
       </w:r>
+      <w:bookmarkEnd w:id="21"/>
     </w:p>
     <w:p>
       <w:pPr>
@@ -3999,25 +4002,25 @@
         </w:pict>
       </w:r>
     </w:p>
-    <w:bookmarkEnd w:id="19"/>
-    <w:bookmarkEnd w:id="20"/>
-    <w:bookmarkStart w:id="28" w:name="_c422494c0ff1c7bfa0db16ab7cb30afae041418"/>
     <w:p>
       <w:pPr>
         <w:pStyle w:val="Heading2"/>
       </w:pPr>
+      <w:bookmarkStart w:id="22" w:name="_c422494c0ff1c7bfa0db16ab7cb30afae041418"/>
       <w:r>
         <w:t xml:space="preserve">Part 3. Who Expands *? A Program that Prints Its argv</w:t>
       </w:r>
-    </w:p>
-    <w:bookmarkStart w:id="23" w:name="_69bfa5f6358c102f5f38d8a46c740baba9bd680"/>
+      <w:bookmarkEnd w:id="22"/>
+    </w:p>
     <w:p>
       <w:pPr>
         <w:pStyle w:val="Heading3"/>
       </w:pPr>
+      <w:bookmarkStart w:id="23" w:name="_69bfa5f6358c102f5f38d8a46c740baba9bd680"/>
       <w:r>
         <w:t xml:space="preserve">1. Programs Overview</w:t>
       </w:r>
+      <w:bookmarkEnd w:id="23"/>
     </w:p>
     <w:p>
       <w:pPr>
@@ -4027,11 +4030,11 @@
         <w:t xml:space="preserve">To determine whether command-line wildcards, variables, and quotes are evaluated by the program, the operating system kernel, or the shell, identical argument printing utilities were implemented.</w:t>
       </w:r>
     </w:p>
-    <w:bookmarkStart w:id="21" w:name="_997767a20ff77976d41da2a8a6b17e91d58827f"/>
     <w:p>
       <w:pPr>
         <w:pStyle w:val="Heading4"/>
       </w:pPr>
+      <w:bookmarkStart w:id="24" w:name="_997767a20ff77976d41da2a8a6b17e91d58827f"/>
       <w:r>
         <w:t xml:space="preserve">xv6 Implementation (</w:t>
       </w:r>
@@ -4044,6 +4047,7 @@
       <w:r>
         <w:t xml:space="preserve">)</w:t>
       </w:r>
+      <w:bookmarkEnd w:id="24"/>
     </w:p>
     <w:p>
       <w:pPr>
@@ -4504,12 +4508,11 @@
         <w:t xml:space="preserve">    $U/_args\</w:t>
       </w:r>
     </w:p>
-    <w:bookmarkEnd w:id="21"/>
-    <w:bookmarkStart w:id="22" w:name="_34660558020106966778595a060a99332927540"/>
     <w:p>
       <w:pPr>
         <w:pStyle w:val="Heading4"/>
       </w:pPr>
+      <w:bookmarkStart w:id="25" w:name="_34660558020106966778595a060a99332927540"/>
       <w:r>
         <w:t xml:space="preserve">Linux Implementation (</w:t>
       </w:r>
@@ -4522,6 +4525,7 @@
       <w:r>
         <w:t xml:space="preserve">)</w:t>
       </w:r>
+      <w:bookmarkEnd w:id="25"/>
     </w:p>
     <w:p>
       <w:pPr>
@@ -4935,25 +4939,25 @@
         <w:t xml:space="preserve">.</w:t>
       </w:r>
     </w:p>
-    <w:bookmarkEnd w:id="22"/>
-    <w:bookmarkEnd w:id="23"/>
-    <w:bookmarkStart w:id="26" w:name="_8f674315b2fabf76e6b13a37f764813a7e923b1"/>
     <w:p>
       <w:pPr>
         <w:pStyle w:val="Heading3"/>
       </w:pPr>
+      <w:bookmarkStart w:id="26" w:name="_8f674315b2fabf76e6b13a37f764813a7e923b1"/>
       <w:r>
         <w:t xml:space="preserve">2. Empirical Execution in Both Shells</w:t>
       </w:r>
-    </w:p>
-    <w:bookmarkStart w:id="24" w:name="_34cfa375a69e0ec59e16978ce1df68b61156145"/>
+      <w:bookmarkEnd w:id="26"/>
+    </w:p>
     <w:p>
       <w:pPr>
         <w:pStyle w:val="Heading4"/>
       </w:pPr>
+      <w:bookmarkStart w:id="27" w:name="_34cfa375a69e0ec59e16978ce1df68b61156145"/>
       <w:r>
         <w:t xml:space="preserve">In xv6:</w:t>
       </w:r>
+      <w:bookmarkEnd w:id="27"/>
     </w:p>
     <w:p>
       <w:pPr>
@@ -5806,15 +5810,15 @@
         <w:t xml:space="preserve">]</w:t>
       </w:r>
     </w:p>
-    <w:bookmarkEnd w:id="24"/>
-    <w:bookmarkStart w:id="25" w:name="_3ccf0618c3e0c7a19910fa57cff85d64516958d"/>
     <w:p>
       <w:pPr>
         <w:pStyle w:val="Heading4"/>
       </w:pPr>
+      <w:bookmarkStart w:id="28" w:name="_3ccf0618c3e0c7a19910fa57cff85d64516958d"/>
       <w:r>
         <w:t xml:space="preserve">In Bash (Linux):</w:t>
       </w:r>
+      <w:bookmarkEnd w:id="28"/>
     </w:p>
     <w:p>
       <w:pPr>
@@ -6751,16 +6755,15 @@
         <w:t xml:space="preserve"> [single quoted]</w:t>
       </w:r>
     </w:p>
-    <w:bookmarkEnd w:id="25"/>
-    <w:bookmarkEnd w:id="26"/>
-    <w:bookmarkStart w:id="27" w:name="_7ac71985bd3d6798532efb20ab41f35025b04ed"/>
     <w:p>
       <w:pPr>
         <w:pStyle w:val="Heading3"/>
       </w:pPr>
+      <w:bookmarkStart w:id="29" w:name="_7ac71985bd3d6798532efb20ab41f35025b04ed"/>
       <w:r>
         <w:t xml:space="preserve">Observe (Part 3 Answers)</w:t>
       </w:r>
+      <w:bookmarkEnd w:id="29"/>
     </w:p>
     <w:p>
       <w:pPr>
@@ -7291,22 +7294,21 @@
         </w:pict>
       </w:r>
     </w:p>
-    <w:bookmarkEnd w:id="27"/>
-    <w:bookmarkEnd w:id="28"/>
-    <w:bookmarkStart w:id="33" w:name="_2cf86d7542830c646709d19941dbc0bd108cd82"/>
     <w:p>
       <w:pPr>
         <w:pStyle w:val="Heading2"/>
       </w:pPr>
+      <w:bookmarkStart w:id="30" w:name="_2cf86d7542830c646709d19941dbc0bd108cd82"/>
       <w:r>
         <w:t xml:space="preserve">Part 4. Read the Shell</w:t>
       </w:r>
-    </w:p>
-    <w:bookmarkStart w:id="29" w:name="_5c9be1cfb8cf022cfabaa536d0bbe7d27314c91"/>
+      <w:bookmarkEnd w:id="30"/>
+    </w:p>
     <w:p>
       <w:pPr>
         <w:pStyle w:val="Heading3"/>
       </w:pPr>
+      <w:bookmarkStart w:id="31" w:name="_5c9be1cfb8cf022cfabaa536d0bbe7d27314c91"/>
       <w:r>
         <w:t xml:space="preserve">1. Structure of</w:t>
       </w:r>
@@ -7319,6 +7321,7 @@
         </w:rPr>
         <w:t xml:space="preserve">user/sh.c</w:t>
       </w:r>
+      <w:bookmarkEnd w:id="31"/>
     </w:p>
     <w:p>
       <w:pPr>
@@ -7598,15 +7601,15 @@
         <w:t xml:space="preserve">};</w:t>
       </w:r>
     </w:p>
-    <w:bookmarkEnd w:id="29"/>
-    <w:bookmarkStart w:id="30" w:name="_a64bb6289b55e14ad14da69eebdfdaa23fb0041"/>
     <w:p>
       <w:pPr>
         <w:pStyle w:val="Heading3"/>
       </w:pPr>
+      <w:bookmarkStart w:id="32" w:name="_a64bb6289b55e14ad14da69eebdfdaa23fb0041"/>
       <w:r>
         <w:t xml:space="preserve">2. Command Execution Dispatcher</w:t>
       </w:r>
+      <w:bookmarkEnd w:id="32"/>
     </w:p>
     <w:p>
       <w:pPr>
@@ -7972,12 +7975,11 @@
         <w:t xml:space="preserve">without waiting.</w:t>
       </w:r>
     </w:p>
-    <w:bookmarkEnd w:id="30"/>
-    <w:bookmarkStart w:id="31" w:name="_bd136a724da409418dc22f934aa53db305b6bd1"/>
     <w:p>
       <w:pPr>
         <w:pStyle w:val="Heading3"/>
       </w:pPr>
+      <w:bookmarkStart w:id="33" w:name="_bd136a724da409418dc22f934aa53db305b6bd1"/>
       <w:r>
         <w:t xml:space="preserve">3. Built-in</w:t>
       </w:r>
@@ -7996,6 +7998,7 @@
       <w:r>
         <w:t xml:space="preserve">Handling</w:t>
       </w:r>
+      <w:bookmarkEnd w:id="33"/>
     </w:p>
     <w:p>
       <w:pPr>
@@ -9328,15 +9331,15 @@
         <w:t xml:space="preserve">}</w:t>
       </w:r>
     </w:p>
-    <w:bookmarkEnd w:id="31"/>
-    <w:bookmarkStart w:id="32" w:name="_4cbff8ce26e5c63fe987aebd697f2e6d370c8ff"/>
     <w:p>
       <w:pPr>
         <w:pStyle w:val="Heading3"/>
       </w:pPr>
+      <w:bookmarkStart w:id="34" w:name="_4cbff8ce26e5c63fe987aebd697f2e6d370c8ff"/>
       <w:r>
         <w:t xml:space="preserve">Observe (Part 4 Answers)</w:t>
       </w:r>
+      <w:bookmarkEnd w:id="34"/>
     </w:p>
     <w:p>
       <w:pPr>
@@ -9961,7 +9964,6 @@
         <m:r>
           <m:rPr>
             <m:nor/>
-            <m:sty m:val="p"/>
           </m:rPr>
           <m:t>‘</m:t>
         </m:r>
@@ -10001,7 +10003,6 @@
         <m:r>
           <m:rPr>
             <m:nor/>
-            <m:sty m:val="p"/>
           </m:rPr>
           <m:t>‘</m:t>
         </m:r>
@@ -10017,7 +10018,6 @@
         <m:r>
           <m:rPr>
             <m:nor/>
-            <m:sty m:val="p"/>
           </m:rPr>
           <m:t>‘</m:t>
         </m:r>
@@ -10030,7 +10030,6 @@
         <m:r>
           <m:rPr>
             <m:nor/>
-            <m:sty m:val="p"/>
           </m:rPr>
           <m:t>‘</m:t>
         </m:r>
@@ -10043,7 +10042,6 @@
         <m:r>
           <m:rPr>
             <m:nor/>
-            <m:sty m:val="p"/>
           </m:rPr>
           <m:t>‘</m:t>
         </m:r>
@@ -10254,16 +10252,15 @@
         </w:pict>
       </w:r>
     </w:p>
-    <w:bookmarkEnd w:id="32"/>
-    <w:bookmarkEnd w:id="33"/>
-    <w:bookmarkStart w:id="34" w:name="_conclusions"/>
     <w:p>
       <w:pPr>
         <w:pStyle w:val="Heading2"/>
       </w:pPr>
+      <w:bookmarkStart w:id="35" w:name="_conclusions"/>
       <w:r>
         <w:t xml:space="preserve">Conclusions</w:t>
       </w:r>
+      <w:bookmarkEnd w:id="35"/>
     </w:p>
     <w:p>
       <w:pPr>
@@ -10484,8 +10481,6 @@
         <w:t xml:space="preserve">), maintaining full compatibility across xv6 RISC-V releases.</w:t>
       </w:r>
     </w:p>
-    <w:bookmarkEnd w:id="34"/>
-    <w:bookmarkEnd w:id="35"/>
     <w:sectPr>
       <w:footnotePr>
         <w:numRestart w:val="eachSect"/>
@@ -10957,10 +10952,10 @@
   <w:docDefaults>
     <w:rPrDefault>
       <w:rPr>
-        <w:rFonts w:asciiTheme="minorHAnsi" w:cstheme="minorBidi" w:eastAsiaTheme="minorEastAsia" w:hAnsiTheme="minorHAnsi"/>
+        <w:rFonts w:asciiTheme="minorHAnsi" w:eastAsiaTheme="minorEastAsia" w:hAnsiTheme="minorHAnsi" w:cstheme="minorBidi"/>
         <w:sz w:val="24"/>
         <w:szCs w:val="24"/>
-        <w:lang w:bidi="ar-SA" w:eastAsia="zh-CN" w:val="en-US"/>
+        <w:lang w:val="en-US" w:eastAsia="zh-CN" w:bidi="ar-SA"/>
       </w:rPr>
     </w:rPrDefault>
     <w:pPrDefault>
@@ -10969,35 +10964,35 @@
       </w:pPr>
     </w:pPrDefault>
   </w:docDefaults>
-  <w:latentStyles w:count="276" w:defLockedState="0" w:defQFormat="0" w:defSemiHidden="0" w:defUIPriority="0" w:defUnhideWhenUsed="0"/>
-  <w:style w:default="1" w:styleId="Normal" w:type="paragraph">
+  <w:latentStyles w:defLockedState="0" w:defUIPriority="0" w:defSemiHidden="0" w:defUnhideWhenUsed="0" w:defQFormat="0" w:count="276"/>
+  <w:style w:type="paragraph" w:default="1" w:styleId="Normal">
     <w:name w:val="Normal"/>
     <w:qFormat/>
   </w:style>
-  <w:style w:styleId="BodyText" w:type="paragraph">
+  <w:style w:type="paragraph" w:styleId="BodyText">
     <w:name w:val="Body Text"/>
     <w:basedOn w:val="Normal"/>
     <w:link w:val="BodyTextChar"/>
     <w:qFormat/>
     <w:pPr>
-      <w:spacing w:after="180" w:before="180"/>
+      <w:spacing w:before="180" w:after="180"/>
     </w:pPr>
   </w:style>
-  <w:style w:customStyle="1" w:styleId="FirstParagraph" w:type="paragraph">
+  <w:style w:type="paragraph" w:customStyle="1" w:styleId="FirstParagraph">
     <w:name w:val="First Paragraph"/>
     <w:basedOn w:val="BodyText"/>
     <w:next w:val="BodyText"/>
     <w:qFormat/>
   </w:style>
-  <w:style w:customStyle="1" w:styleId="Compact" w:type="paragraph">
+  <w:style w:type="paragraph" w:customStyle="1" w:styleId="Compact">
     <w:name w:val="Compact"/>
     <w:basedOn w:val="BodyText"/>
     <w:qFormat/>
     <w:pPr>
-      <w:spacing w:after="36" w:before="36"/>
+      <w:spacing w:before="36" w:after="36"/>
     </w:pPr>
   </w:style>
-  <w:style w:styleId="Title" w:type="paragraph">
+  <w:style w:type="paragraph" w:styleId="Title">
     <w:name w:val="Title"/>
     <w:basedOn w:val="Normal"/>
     <w:next w:val="BodyText"/>
@@ -11011,24 +11006,24 @@
       <w:jc w:val="center"/>
     </w:pPr>
     <w:rPr>
-      <w:rFonts w:asciiTheme="majorHAnsi" w:cstheme="majorBidi" w:eastAsiaTheme="majorEastAsia" w:hAnsiTheme="majorHAnsi"/>
+      <w:rFonts w:asciiTheme="majorHAnsi" w:eastAsiaTheme="majorEastAsia" w:hAnsiTheme="majorHAnsi" w:cstheme="majorBidi"/>
       <w:sz w:val="56"/>
       <w:szCs w:val="56"/>
     </w:rPr>
   </w:style>
-  <w:style w:customStyle="1" w:styleId="TitleChar" w:type="character">
+  <w:style w:type="character" w:customStyle="1" w:styleId="TitleChar">
     <w:name w:val="Title Char"/>
     <w:basedOn w:val="DefaultParagraphFont"/>
     <w:link w:val="Title"/>
     <w:uiPriority w:val="10"/>
     <w:rsid w:val="00A10FD9"/>
     <w:rPr>
-      <w:rFonts w:asciiTheme="majorHAnsi" w:cstheme="majorBidi" w:eastAsiaTheme="majorEastAsia" w:hAnsiTheme="majorHAnsi"/>
+      <w:rFonts w:asciiTheme="majorHAnsi" w:eastAsiaTheme="majorEastAsia" w:hAnsiTheme="majorHAnsi" w:cstheme="majorBidi"/>
       <w:sz w:val="56"/>
       <w:szCs w:val="56"/>
     </w:rPr>
   </w:style>
-  <w:style w:styleId="Subtitle" w:type="paragraph">
+  <w:style w:type="paragraph" w:styleId="Subtitle">
     <w:name w:val="Subtitle"/>
     <w:basedOn w:val="Title"/>
     <w:next w:val="BodyText"/>
@@ -11042,27 +11037,27 @@
       </w:numPr>
     </w:pPr>
     <w:rPr>
-      <w:rFonts w:cstheme="majorBidi" w:eastAsiaTheme="majorEastAsia"/>
+      <w:rFonts w:eastAsiaTheme="majorEastAsia" w:cstheme="majorBidi"/>
       <w:spacing w:val="15"/>
       <w:sz w:val="28"/>
       <w:szCs w:val="28"/>
     </w:rPr>
   </w:style>
-  <w:style w:customStyle="1" w:styleId="SubtitleChar" w:type="character">
+  <w:style w:type="character" w:customStyle="1" w:styleId="SubtitleChar">
     <w:name w:val="Subtitle Char"/>
     <w:basedOn w:val="DefaultParagraphFont"/>
     <w:link w:val="Subtitle"/>
     <w:uiPriority w:val="11"/>
     <w:rsid w:val="00A10FD9"/>
     <w:rPr>
-      <w:rFonts w:cstheme="majorBidi" w:eastAsiaTheme="majorEastAsia"/>
-      <w:color w:themeColor="text1" w:themeTint="A6" w:val="595959"/>
+      <w:rFonts w:eastAsiaTheme="majorEastAsia" w:cstheme="majorBidi"/>
+      <w:color w:val="595959" w:themeColor="text1" w:themeTint="A6"/>
       <w:spacing w:val="15"/>
       <w:sz w:val="28"/>
       <w:szCs w:val="28"/>
     </w:rPr>
   </w:style>
-  <w:style w:customStyle="1" w:styleId="Author" w:type="paragraph">
+  <w:style w:type="paragraph" w:customStyle="1" w:styleId="Author">
     <w:name w:val="Author"/>
     <w:basedOn w:val="Title"/>
     <w:next w:val="BodyText"/>
@@ -11076,7 +11071,7 @@
       <w:szCs w:val="24"/>
     </w:rPr>
   </w:style>
-  <w:style w:styleId="Date" w:type="paragraph">
+  <w:style w:type="paragraph" w:styleId="Date">
     <w:name w:val="Date"/>
     <w:basedOn w:val="Title"/>
     <w:next w:val="BodyText"/>
@@ -11090,7 +11085,7 @@
       <w:szCs w:val="24"/>
     </w:rPr>
   </w:style>
-  <w:style w:customStyle="1" w:styleId="AbstractTitle" w:type="paragraph">
+  <w:style w:type="paragraph" w:customStyle="1" w:styleId="AbstractTitle">
     <w:name w:val="Abstract Title"/>
     <w:basedOn w:val="Normal"/>
     <w:next w:val="Abstract"/>
@@ -11098,7 +11093,7 @@
     <w:pPr>
       <w:keepNext/>
       <w:keepLines/>
-      <w:spacing w:after="0" w:before="300"/>
+      <w:spacing w:before="300" w:after="0"/>
       <w:jc w:val="center"/>
     </w:pPr>
     <w:rPr>
@@ -11107,7 +11102,7 @@
       <w:szCs w:val="20"/>
     </w:rPr>
   </w:style>
-  <w:style w:customStyle="1" w:styleId="Abstract" w:type="paragraph">
+  <w:style w:type="paragraph" w:customStyle="1" w:styleId="Abstract">
     <w:name w:val="Abstract"/>
     <w:basedOn w:val="Normal"/>
     <w:next w:val="BodyText"/>
@@ -11115,14 +11110,14 @@
     <w:pPr>
       <w:keepNext/>
       <w:keepLines/>
-      <w:spacing w:after="300" w:before="100"/>
+      <w:spacing w:before="100" w:after="300"/>
     </w:pPr>
     <w:rPr>
       <w:sz w:val="20"/>
       <w:szCs w:val="20"/>
     </w:rPr>
   </w:style>
-  <w:style w:styleId="Bibliography" w:type="paragraph">
+  <w:style w:type="paragraph" w:styleId="Bibliography">
     <w:name w:val="Bibliography"/>
     <w:basedOn w:val="Normal"/>
     <w:next w:val="Bibliography"/>
@@ -11130,7 +11125,7 @@
     <w:pPr/>
     <w:rPr/>
   </w:style>
-  <w:style w:styleId="Heading1" w:type="paragraph">
+  <w:style w:type="paragraph" w:styleId="Heading1">
     <w:name w:val="heading 1"/>
     <w:basedOn w:val="Normal"/>
     <w:next w:val="BodyText"/>
@@ -11141,17 +11136,17 @@
     <w:pPr>
       <w:keepNext/>
       <w:keepLines/>
-      <w:spacing w:after="80" w:before="360"/>
+      <w:spacing w:before="360" w:after="80"/>
       <w:outlineLvl w:val="0"/>
     </w:pPr>
     <w:rPr>
-      <w:rFonts w:asciiTheme="majorHAnsi" w:cstheme="majorBidi" w:eastAsiaTheme="majorEastAsia" w:hAnsiTheme="majorHAnsi"/>
-      <w:color w:themeColor="accent1" w:themeShade="BF" w:val="0F4761"/>
+      <w:rFonts w:asciiTheme="majorHAnsi" w:eastAsiaTheme="majorEastAsia" w:hAnsiTheme="majorHAnsi" w:cstheme="majorBidi"/>
+      <w:color w:val="0F4761" w:themeColor="accent1" w:themeShade="BF"/>
       <w:sz w:val="40"/>
       <w:szCs w:val="40"/>
     </w:rPr>
   </w:style>
-  <w:style w:styleId="Heading2" w:type="paragraph">
+  <w:style w:type="paragraph" w:styleId="Heading2">
     <w:name w:val="heading 2"/>
     <w:basedOn w:val="Normal"/>
     <w:next w:val="BodyText"/>
@@ -11164,17 +11159,17 @@
     <w:pPr>
       <w:keepNext/>
       <w:keepLines/>
-      <w:spacing w:after="80" w:before="160"/>
+      <w:spacing w:before="160" w:after="80"/>
       <w:outlineLvl w:val="1"/>
     </w:pPr>
     <w:rPr>
-      <w:rFonts w:asciiTheme="majorHAnsi" w:cstheme="majorBidi" w:eastAsiaTheme="majorEastAsia" w:hAnsiTheme="majorHAnsi"/>
-      <w:color w:themeColor="accent1" w:themeShade="BF" w:val="0F4761"/>
+      <w:rFonts w:asciiTheme="majorHAnsi" w:eastAsiaTheme="majorEastAsia" w:hAnsiTheme="majorHAnsi" w:cstheme="majorBidi"/>
+      <w:color w:val="0F4761" w:themeColor="accent1" w:themeShade="BF"/>
       <w:sz w:val="32"/>
       <w:szCs w:val="32"/>
     </w:rPr>
   </w:style>
-  <w:style w:styleId="Heading3" w:type="paragraph">
+  <w:style w:type="paragraph" w:styleId="Heading3">
     <w:name w:val="heading 3"/>
     <w:basedOn w:val="Normal"/>
     <w:next w:val="BodyText"/>
@@ -11187,17 +11182,17 @@
     <w:pPr>
       <w:keepNext/>
       <w:keepLines/>
-      <w:spacing w:after="80" w:before="160"/>
+      <w:spacing w:before="160" w:after="80"/>
       <w:outlineLvl w:val="2"/>
     </w:pPr>
     <w:rPr>
-      <w:rFonts w:cstheme="majorBidi" w:eastAsiaTheme="majorEastAsia"/>
-      <w:color w:themeColor="accent1" w:themeShade="BF" w:val="0F4761"/>
+      <w:rFonts w:eastAsiaTheme="majorEastAsia" w:cstheme="majorBidi"/>
+      <w:color w:val="0F4761" w:themeColor="accent1" w:themeShade="BF"/>
       <w:sz w:val="28"/>
       <w:szCs w:val="28"/>
     </w:rPr>
   </w:style>
-  <w:style w:styleId="Heading4" w:type="paragraph">
+  <w:style w:type="paragraph" w:styleId="Heading4">
     <w:name w:val="heading 4"/>
     <w:basedOn w:val="Normal"/>
     <w:next w:val="BodyText"/>
@@ -11210,17 +11205,17 @@
     <w:pPr>
       <w:keepNext/>
       <w:keepLines/>
-      <w:spacing w:after="40" w:before="80"/>
+      <w:spacing w:before="80" w:after="40"/>
       <w:outlineLvl w:val="3"/>
     </w:pPr>
     <w:rPr>
-      <w:rFonts w:cstheme="majorBidi" w:eastAsiaTheme="majorEastAsia"/>
+      <w:rFonts w:eastAsiaTheme="majorEastAsia" w:cstheme="majorBidi"/>
       <w:i/>
       <w:iCs/>
-      <w:color w:themeColor="accent1" w:themeShade="BF" w:val="0F4761"/>
+      <w:color w:val="0F4761" w:themeColor="accent1" w:themeShade="BF"/>
     </w:rPr>
   </w:style>
-  <w:style w:styleId="Heading5" w:type="paragraph">
+  <w:style w:type="paragraph" w:styleId="Heading5">
     <w:name w:val="heading 5"/>
     <w:basedOn w:val="Normal"/>
     <w:next w:val="BodyText"/>
@@ -11233,15 +11228,15 @@
     <w:pPr>
       <w:keepNext/>
       <w:keepLines/>
-      <w:spacing w:after="40" w:before="80"/>
+      <w:spacing w:before="80" w:after="40"/>
       <w:outlineLvl w:val="4"/>
     </w:pPr>
     <w:rPr>
-      <w:rFonts w:cstheme="majorBidi" w:eastAsiaTheme="majorEastAsia"/>
-      <w:color w:themeColor="accent1" w:themeShade="BF" w:val="0F4761"/>
+      <w:rFonts w:eastAsiaTheme="majorEastAsia" w:cstheme="majorBidi"/>
+      <w:color w:val="0F4761" w:themeColor="accent1" w:themeShade="BF"/>
     </w:rPr>
   </w:style>
-  <w:style w:styleId="Heading6" w:type="paragraph">
+  <w:style w:type="paragraph" w:styleId="Heading6">
     <w:name w:val="heading 6"/>
     <w:basedOn w:val="Normal"/>
     <w:next w:val="BodyText"/>
@@ -11254,17 +11249,17 @@
     <w:pPr>
       <w:keepNext/>
       <w:keepLines/>
-      <w:spacing w:after="0" w:before="40"/>
+      <w:spacing w:before="40" w:after="0"/>
       <w:outlineLvl w:val="5"/>
     </w:pPr>
     <w:rPr>
-      <w:rFonts w:cstheme="majorBidi" w:eastAsiaTheme="majorEastAsia"/>
+      <w:rFonts w:eastAsiaTheme="majorEastAsia" w:cstheme="majorBidi"/>
       <w:i/>
       <w:iCs/>
-      <w:color w:themeColor="text1" w:themeTint="A6" w:val="595959"/>
+      <w:color w:val="595959" w:themeColor="text1" w:themeTint="A6"/>
     </w:rPr>
   </w:style>
-  <w:style w:styleId="Heading7" w:type="paragraph">
+  <w:style w:type="paragraph" w:styleId="Heading7">
     <w:name w:val="heading 7"/>
     <w:basedOn w:val="Normal"/>
     <w:next w:val="BodyText"/>
@@ -11277,15 +11272,15 @@
     <w:pPr>
       <w:keepNext/>
       <w:keepLines/>
-      <w:spacing w:after="0" w:before="40"/>
+      <w:spacing w:before="40" w:after="0"/>
       <w:outlineLvl w:val="6"/>
     </w:pPr>
     <w:rPr>
-      <w:rFonts w:cstheme="majorBidi" w:eastAsiaTheme="majorEastAsia"/>
-      <w:color w:themeColor="text1" w:themeTint="A6" w:val="595959"/>
+      <w:rFonts w:eastAsiaTheme="majorEastAsia" w:cstheme="majorBidi"/>
+      <w:color w:val="595959" w:themeColor="text1" w:themeTint="A6"/>
     </w:rPr>
   </w:style>
-  <w:style w:styleId="Heading8" w:type="paragraph">
+  <w:style w:type="paragraph" w:styleId="Heading8">
     <w:name w:val="heading 8"/>
     <w:basedOn w:val="Normal"/>
     <w:next w:val="BodyText"/>
@@ -11302,13 +11297,13 @@
       <w:outlineLvl w:val="7"/>
     </w:pPr>
     <w:rPr>
-      <w:rFonts w:cstheme="majorBidi" w:eastAsiaTheme="majorEastAsia"/>
+      <w:rFonts w:eastAsiaTheme="majorEastAsia" w:cstheme="majorBidi"/>
       <w:i/>
       <w:iCs/>
-      <w:color w:themeColor="text1" w:themeTint="D8" w:val="272727"/>
+      <w:color w:val="272727" w:themeColor="text1" w:themeTint="D8"/>
     </w:rPr>
   </w:style>
-  <w:style w:styleId="Heading9" w:type="paragraph">
+  <w:style w:type="paragraph" w:styleId="Heading9">
     <w:name w:val="heading 9"/>
     <w:basedOn w:val="Normal"/>
     <w:next w:val="BodyText"/>
@@ -11325,24 +11320,24 @@
       <w:outlineLvl w:val="8"/>
     </w:pPr>
     <w:rPr>
-      <w:rFonts w:cstheme="majorBidi" w:eastAsiaTheme="majorEastAsia"/>
-      <w:color w:themeColor="text1" w:themeTint="D8" w:val="272727"/>
+      <w:rFonts w:eastAsiaTheme="majorEastAsia" w:cstheme="majorBidi"/>
+      <w:color w:val="272727" w:themeColor="text1" w:themeTint="D8"/>
     </w:rPr>
   </w:style>
-  <w:style w:customStyle="1" w:styleId="Heading1Char" w:type="character">
+  <w:style w:type="character" w:customStyle="1" w:styleId="Heading1Char">
     <w:name w:val="Heading 1 Char"/>
     <w:basedOn w:val="DefaultParagraphFont"/>
     <w:link w:val="Heading1"/>
     <w:uiPriority w:val="9"/>
     <w:rsid w:val="00A10FD9"/>
     <w:rPr>
-      <w:rFonts w:asciiTheme="majorHAnsi" w:cstheme="majorBidi" w:eastAsiaTheme="majorEastAsia" w:hAnsiTheme="majorHAnsi"/>
-      <w:color w:themeColor="accent1" w:themeShade="BF" w:val="0F4761"/>
+      <w:rFonts w:asciiTheme="majorHAnsi" w:eastAsiaTheme="majorEastAsia" w:hAnsiTheme="majorHAnsi" w:cstheme="majorBidi"/>
+      <w:color w:val="0F4761" w:themeColor="accent1" w:themeShade="BF"/>
       <w:sz w:val="40"/>
       <w:szCs w:val="40"/>
     </w:rPr>
   </w:style>
-  <w:style w:customStyle="1" w:styleId="Heading2Char" w:type="character">
+  <w:style w:type="character" w:customStyle="1" w:styleId="Heading2Char">
     <w:name w:val="Heading 2 Char"/>
     <w:basedOn w:val="DefaultParagraphFont"/>
     <w:link w:val="Heading2"/>
@@ -11350,13 +11345,13 @@
     <w:semiHidden/>
     <w:rsid w:val="00A10FD9"/>
     <w:rPr>
-      <w:rFonts w:asciiTheme="majorHAnsi" w:cstheme="majorBidi" w:eastAsiaTheme="majorEastAsia" w:hAnsiTheme="majorHAnsi"/>
-      <w:color w:themeColor="accent1" w:themeShade="BF" w:val="0F4761"/>
+      <w:rFonts w:asciiTheme="majorHAnsi" w:eastAsiaTheme="majorEastAsia" w:hAnsiTheme="majorHAnsi" w:cstheme="majorBidi"/>
+      <w:color w:val="0F4761" w:themeColor="accent1" w:themeShade="BF"/>
       <w:sz w:val="32"/>
       <w:szCs w:val="32"/>
     </w:rPr>
   </w:style>
-  <w:style w:customStyle="1" w:styleId="Heading3Char" w:type="character">
+  <w:style w:type="character" w:customStyle="1" w:styleId="Heading3Char">
     <w:name w:val="Heading 3 Char"/>
     <w:basedOn w:val="DefaultParagraphFont"/>
     <w:link w:val="Heading3"/>
@@ -11364,13 +11359,13 @@
     <w:semiHidden/>
     <w:rsid w:val="00A10FD9"/>
     <w:rPr>
-      <w:rFonts w:cstheme="majorBidi" w:eastAsiaTheme="majorEastAsia"/>
-      <w:color w:themeColor="accent1" w:themeShade="BF" w:val="0F4761"/>
+      <w:rFonts w:eastAsiaTheme="majorEastAsia" w:cstheme="majorBidi"/>
+      <w:color w:val="0F4761" w:themeColor="accent1" w:themeShade="BF"/>
       <w:sz w:val="28"/>
       <w:szCs w:val="28"/>
     </w:rPr>
   </w:style>
-  <w:style w:customStyle="1" w:styleId="Heading4Char" w:type="character">
+  <w:style w:type="character" w:customStyle="1" w:styleId="Heading4Char">
     <w:name w:val="Heading 4 Char"/>
     <w:basedOn w:val="DefaultParagraphFont"/>
     <w:link w:val="Heading4"/>
@@ -11378,13 +11373,13 @@
     <w:semiHidden/>
     <w:rsid w:val="00A10FD9"/>
     <w:rPr>
-      <w:rFonts w:cstheme="majorBidi" w:eastAsiaTheme="majorEastAsia"/>
+      <w:rFonts w:eastAsiaTheme="majorEastAsia" w:cstheme="majorBidi"/>
       <w:i/>
       <w:iCs/>
-      <w:color w:themeColor="accent1" w:themeShade="BF" w:val="0F4761"/>
+      <w:color w:val="0F4761" w:themeColor="accent1" w:themeShade="BF"/>
     </w:rPr>
   </w:style>
-  <w:style w:customStyle="1" w:styleId="Heading5Char" w:type="character">
+  <w:style w:type="character" w:customStyle="1" w:styleId="Heading5Char">
     <w:name w:val="Heading 5 Char"/>
     <w:basedOn w:val="DefaultParagraphFont"/>
     <w:link w:val="Heading5"/>
@@ -11392,11 +11387,11 @@
     <w:semiHidden/>
     <w:rsid w:val="00A10FD9"/>
     <w:rPr>
-      <w:rFonts w:cstheme="majorBidi" w:eastAsiaTheme="majorEastAsia"/>
-      <w:color w:themeColor="accent1" w:themeShade="BF" w:val="0F4761"/>
+      <w:rFonts w:eastAsiaTheme="majorEastAsia" w:cstheme="majorBidi"/>
+      <w:color w:val="0F4761" w:themeColor="accent1" w:themeShade="BF"/>
     </w:rPr>
   </w:style>
-  <w:style w:customStyle="1" w:styleId="Heading6Char" w:type="character">
+  <w:style w:type="character" w:customStyle="1" w:styleId="Heading6Char">
     <w:name w:val="Heading 6 Char"/>
     <w:basedOn w:val="DefaultParagraphFont"/>
     <w:link w:val="Heading6"/>
@@ -11404,13 +11399,13 @@
     <w:semiHidden/>
     <w:rsid w:val="00A10FD9"/>
     <w:rPr>
-      <w:rFonts w:cstheme="majorBidi" w:eastAsiaTheme="majorEastAsia"/>
+      <w:rFonts w:eastAsiaTheme="majorEastAsia" w:cstheme="majorBidi"/>
       <w:i/>
       <w:iCs/>
-      <w:color w:themeColor="text1" w:themeTint="A6" w:val="595959"/>
+      <w:color w:val="595959" w:themeColor="text1" w:themeTint="A6"/>
     </w:rPr>
   </w:style>
-  <w:style w:customStyle="1" w:styleId="Heading7Char" w:type="character">
+  <w:style w:type="character" w:customStyle="1" w:styleId="Heading7Char">
     <w:name w:val="Heading 7 Char"/>
     <w:basedOn w:val="DefaultParagraphFont"/>
     <w:link w:val="Heading7"/>
@@ -11418,11 +11413,11 @@
     <w:semiHidden/>
     <w:rsid w:val="00A10FD9"/>
     <w:rPr>
-      <w:rFonts w:cstheme="majorBidi" w:eastAsiaTheme="majorEastAsia"/>
-      <w:color w:themeColor="text1" w:themeTint="A6" w:val="595959"/>
+      <w:rFonts w:eastAsiaTheme="majorEastAsia" w:cstheme="majorBidi"/>
+      <w:color w:val="595959" w:themeColor="text1" w:themeTint="A6"/>
     </w:rPr>
   </w:style>
-  <w:style w:customStyle="1" w:styleId="Heading8Char" w:type="character">
+  <w:style w:type="character" w:customStyle="1" w:styleId="Heading8Char">
     <w:name w:val="Heading 8 Char"/>
     <w:basedOn w:val="DefaultParagraphFont"/>
     <w:link w:val="Heading8"/>
@@ -11430,13 +11425,13 @@
     <w:semiHidden/>
     <w:rsid w:val="00A10FD9"/>
     <w:rPr>
-      <w:rFonts w:cstheme="majorBidi" w:eastAsiaTheme="majorEastAsia"/>
+      <w:rFonts w:eastAsiaTheme="majorEastAsia" w:cstheme="majorBidi"/>
       <w:i/>
       <w:iCs/>
-      <w:color w:themeColor="text1" w:themeTint="D8" w:val="272727"/>
+      <w:color w:val="272727" w:themeColor="text1" w:themeTint="D8"/>
     </w:rPr>
   </w:style>
-  <w:style w:customStyle="1" w:styleId="Heading9Char" w:type="character">
+  <w:style w:type="character" w:customStyle="1" w:styleId="Heading9Char">
     <w:name w:val="Heading 9 Char"/>
     <w:basedOn w:val="DefaultParagraphFont"/>
     <w:link w:val="Heading9"/>
@@ -11444,11 +11439,11 @@
     <w:semiHidden/>
     <w:rsid w:val="00A10FD9"/>
     <w:rPr>
-      <w:rFonts w:cstheme="majorBidi" w:eastAsiaTheme="majorEastAsia"/>
-      <w:color w:themeColor="text1" w:themeTint="D8" w:val="272727"/>
+      <w:rFonts w:eastAsiaTheme="majorEastAsia" w:cstheme="majorBidi"/>
+      <w:color w:val="272727" w:themeColor="text1" w:themeTint="D8"/>
     </w:rPr>
   </w:style>
-  <w:style w:styleId="BlockText" w:type="paragraph">
+  <w:style w:type="paragraph" w:styleId="BlockText">
     <w:name w:val="Block Text"/>
     <w:basedOn w:val="BodyText"/>
     <w:next w:val="BodyText"/>
@@ -11456,11 +11451,11 @@
     <w:unhideWhenUsed/>
     <w:qFormat/>
     <w:pPr>
-      <w:spacing w:after="100" w:before="100"/>
+      <w:spacing w:before="100" w:after="100"/>
       <w:ind w:firstLine="0" w:left="480" w:right="480"/>
     </w:pPr>
   </w:style>
-  <w:style w:styleId="FootnoteText" w:type="paragraph">
+  <w:style w:type="paragraph" w:styleId="FootnoteText">
     <w:name w:val="Footnote Text"/>
     <w:basedOn w:val="Normal"/>
     <w:next w:val="FootnoteText"/>
@@ -11468,7 +11463,7 @@
     <w:unhideWhenUsed/>
     <w:qFormat/>
   </w:style>
-  <w:style w:styleId="FootnoteBlockText" w:type="paragraph">
+  <w:style w:type="paragraph" w:styleId="FootnoteBlockText">
     <w:name w:val="Footnote Block Text"/>
     <w:basedOn w:val="FootnoteText"/>
     <w:next w:val="FootnoteText"/>
@@ -11476,28 +11471,26 @@
     <w:unhideWhenUsed/>
     <w:qFormat/>
     <w:pPr>
-      <w:spacing w:after="100" w:before="100"/>
+      <w:spacing w:before="100" w:after="100"/>
       <w:ind w:firstLine="0" w:left="480" w:right="480"/>
     </w:pPr>
   </w:style>
-  <w:style w:default="1" w:styleId="DefaultParagraphFont" w:type="character">
+  <w:style w:type="character" w:default="1" w:styleId="DefaultParagraphFont">
     <w:name w:val="Default Paragraph Font"/>
     <w:semiHidden/>
     <w:unhideWhenUsed/>
   </w:style>
-  <w:style w:default="1" w:styleId="Table" w:type="table">
+  <w:style w:type="table" w:default="1" w:styleId="Table">
     <w:name w:val="Table"/>
     <w:basedOn w:val="TableNormal"/>
-    <w:semiHidden/>
-    <w:unhideWhenUsed/>
     <w:qFormat/>
     <w:tblPr>
-      <w:tblInd w:type="dxa" w:w="0"/>
+      <w:tblInd w:w="0" w:type="dxa"/>
       <w:tblCellMar>
-        <w:top w:type="dxa" w:w="0"/>
-        <w:left w:type="dxa" w:w="108"/>
-        <w:bottom w:type="dxa" w:w="0"/>
-        <w:right w:type="dxa" w:w="108"/>
+        <w:top w:w="0" w:type="dxa"/>
+        <w:left w:w="108" w:type="dxa"/>
+        <w:bottom w:w="0" w:type="dxa"/>
+        <w:right w:w="108" w:type="dxa"/>
       </w:tblCellMar>
     </w:tblPr>
     <w:tblStylePr w:type="firstRow">
@@ -11509,7 +11502,7 @@
       </w:tcPr>
     </w:tblStylePr>
   </w:style>
-  <w:style w:customStyle="1" w:styleId="DefinitionTerm" w:type="paragraph">
+  <w:style w:type="paragraph" w:customStyle="1" w:styleId="DefinitionTerm">
     <w:name w:val="Definition Term"/>
     <w:basedOn w:val="Normal"/>
     <w:next w:val="Definition"/>
@@ -11522,49 +11515,49 @@
       <w:b/>
     </w:rPr>
   </w:style>
-  <w:style w:customStyle="1" w:styleId="Definition" w:type="paragraph">
+  <w:style w:type="paragraph" w:customStyle="1" w:styleId="Definition">
     <w:name w:val="Definition"/>
     <w:basedOn w:val="Normal"/>
   </w:style>
-  <w:style w:styleId="Caption" w:type="paragraph">
+  <w:style w:type="paragraph" w:styleId="Caption">
     <w:name w:val="Caption"/>
     <w:basedOn w:val="Normal"/>
     <w:link w:val="BodyTextChar"/>
     <w:pPr>
-      <w:spacing w:after="120" w:before="0"/>
+      <w:spacing w:before="0" w:after="120"/>
     </w:pPr>
     <w:rPr>
       <w:i/>
     </w:rPr>
   </w:style>
-  <w:style w:customStyle="1" w:styleId="TableCaption" w:type="paragraph">
+  <w:style w:type="paragraph" w:customStyle="1" w:styleId="TableCaption">
     <w:name w:val="Table Caption"/>
     <w:basedOn w:val="Caption"/>
     <w:pPr>
       <w:keepNext/>
     </w:pPr>
   </w:style>
-  <w:style w:customStyle="1" w:styleId="ImageCaption" w:type="paragraph">
+  <w:style w:type="paragraph" w:customStyle="1" w:styleId="ImageCaption">
     <w:name w:val="Image Caption"/>
     <w:basedOn w:val="Caption"/>
   </w:style>
-  <w:style w:customStyle="1" w:styleId="Figure" w:type="paragraph">
+  <w:style w:type="paragraph" w:customStyle="1" w:styleId="Figure">
     <w:name w:val="Figure"/>
     <w:basedOn w:val="Normal"/>
   </w:style>
-  <w:style w:customStyle="1" w:styleId="CaptionedFigure" w:type="paragraph">
+  <w:style w:type="paragraph" w:customStyle="1" w:styleId="CaptionedFigure">
     <w:name w:val="Captioned Figure"/>
     <w:basedOn w:val="Figure"/>
     <w:pPr>
       <w:keepNext/>
     </w:pPr>
   </w:style>
-  <w:style w:customStyle="1" w:styleId="BodyTextChar" w:type="character">
+  <w:style w:type="character" w:customStyle="1" w:styleId="BodyTextChar">
     <w:name w:val="Body Text Char"/>
     <w:basedOn w:val="DefaultParagraphFont"/>
     <w:link w:val="BodyText"/>
   </w:style>
-  <w:style w:customStyle="1" w:styleId="VerbatimChar" w:type="character">
+  <w:style w:type="character" w:customStyle="1" w:styleId="VerbatimChar">
     <w:name w:val="Verbatim Char"/>
     <w:basedOn w:val="BodyTextChar"/>
     <w:rPr>
@@ -11572,25 +11565,25 @@
       <w:sz w:val="22"/>
     </w:rPr>
   </w:style>
-  <w:style w:customStyle="1" w:styleId="SectionNumber" w:type="character">
+  <w:style w:type="character" w:customStyle="1" w:styleId="SectionNumber">
     <w:name w:val="Section Number"/>
     <w:basedOn w:val="BodyTextChar"/>
   </w:style>
-  <w:style w:styleId="FootnoteReference" w:type="character">
+  <w:style w:type="character" w:styleId="FootnoteReference">
     <w:name w:val="Footnote Reference"/>
     <w:basedOn w:val="BodyTextChar"/>
     <w:rPr>
       <w:vertAlign w:val="superscript"/>
     </w:rPr>
   </w:style>
-  <w:style w:styleId="Hyperlink" w:type="character">
+  <w:style w:type="character" w:styleId="Hyperlink">
     <w:name w:val="Hyperlink"/>
     <w:basedOn w:val="BodyTextChar"/>
     <w:rPr>
-      <w:color w:themeColor="accent1" w:val="4F81BD"/>
+      <w:color w:val="4F81BD" w:themeColor="accent1"/>
     </w:rPr>
   </w:style>
-  <w:style w:styleId="TOCHeading" w:type="paragraph">
+  <w:style w:type="paragraph" w:styleId="TOCHeading">
     <w:name w:val="TOC Heading"/>
     <w:basedOn w:val="Heading1"/>
     <w:next w:val="BodyText"/>
@@ -11602,10 +11595,10 @@
       <w:outlineLvl w:val="9"/>
     </w:pPr>
     <w:rPr>
-      <w:rFonts w:asciiTheme="majorHAnsi" w:cstheme="majorBidi" w:eastAsiaTheme="majorEastAsia" w:hAnsiTheme="majorHAnsi"/>
+      <w:rFonts w:asciiTheme="majorHAnsi" w:eastAsiaTheme="majorEastAsia" w:hAnsiTheme="majorHAnsi" w:cstheme="majorBidi"/>
       <w:b w:val="0"/>
       <w:bCs w:val="0"/>
-      <w:color w:themeColor="accent1" w:themeShade="BF" w:val="365F91"/>
+      <w:color w:val="365F91" w:themeColor="accent1" w:themeShade="BF"/>
     </w:rPr>
   </w:style>
   <w:style w:type="paragraph" w:customStyle="1" w:styleId="SourceCode">
